--- a/IE3142 Assignment01 Report.docx
+++ b/IE3142 Assignment01 Report.docx
@@ -455,7 +455,13 @@
         <w:rPr>
           <w:rFonts w:asciiTheme="minorHAnsi" w:hAnsiTheme="minorHAnsi" w:cstheme="minorHAnsi"/>
         </w:rPr>
-        <w:t xml:space="preserve"> 24</w:t>
+        <w:t xml:space="preserve"> </w:t>
+      </w:r>
+      <w:r>
+        <w:rPr>
+          <w:rFonts w:asciiTheme="minorHAnsi" w:hAnsiTheme="minorHAnsi" w:cstheme="minorHAnsi"/>
+        </w:rPr>
+        <w:t>64</w:t>
       </w:r>
     </w:p>
     <w:p>
@@ -11402,7 +11408,7 @@
           <w:noProof/>
         </w:rPr>
         <w:drawing>
-          <wp:inline distT="0" distB="0" distL="0" distR="0" wp14:anchorId="4C259305" wp14:editId="0E116F1E">
+          <wp:inline distT="0" distB="0" distL="0" distR="0" wp14:anchorId="4C259305" wp14:editId="23C2F05A">
             <wp:extent cx="6645910" cy="3109595"/>
             <wp:effectExtent l="0" t="0" r="2540" b="0"/>
             <wp:docPr id="176522325" name="Picture 20"/>
@@ -12977,7 +12983,7 @@
           <w:noProof/>
         </w:rPr>
         <w:drawing>
-          <wp:anchor distT="0" distB="0" distL="114300" distR="114300" simplePos="0" relativeHeight="251691008" behindDoc="1" locked="0" layoutInCell="1" allowOverlap="1" wp14:anchorId="39377B71" wp14:editId="535A3EF4">
+          <wp:anchor distT="0" distB="0" distL="114300" distR="114300" simplePos="0" relativeHeight="251691008" behindDoc="1" locked="0" layoutInCell="1" allowOverlap="1" wp14:anchorId="39377B71" wp14:editId="77CD8DB9">
             <wp:simplePos x="0" y="0"/>
             <wp:positionH relativeFrom="margin">
               <wp:posOffset>31805</wp:posOffset>
@@ -14818,7 +14824,7 @@
           <w:noProof/>
         </w:rPr>
         <w:drawing>
-          <wp:inline distT="0" distB="0" distL="0" distR="0" wp14:anchorId="144CD521" wp14:editId="4D6C2EE2">
+          <wp:inline distT="0" distB="0" distL="0" distR="0" wp14:anchorId="144CD521" wp14:editId="05145355">
             <wp:extent cx="6645910" cy="2990850"/>
             <wp:effectExtent l="0" t="0" r="2540" b="0"/>
             <wp:docPr id="1420888189" name="Picture 18"/>
@@ -19944,6 +19950,7 @@
       <w:r>
         <w:rPr>
           <w:rFonts w:cstheme="minorHAnsi"/>
+          <w:noProof/>
         </w:rPr>
         <w:lastRenderedPageBreak/>
         <w:drawing>
@@ -19999,6 +20006,7 @@
       <w:r>
         <w:rPr>
           <w:rFonts w:cstheme="minorHAnsi"/>
+          <w:noProof/>
         </w:rPr>
         <w:drawing>
           <wp:inline distT="0" distB="0" distL="0" distR="0" wp14:anchorId="059188D7" wp14:editId="28B8597C">
@@ -25320,6 +25328,7 @@
   <w:style w:type="character" w:default="1" w:styleId="DefaultParagraphFont">
     <w:name w:val="Default Paragraph Font"/>
     <w:uiPriority w:val="1"/>
+    <w:semiHidden/>
     <w:unhideWhenUsed/>
   </w:style>
   <w:style w:type="table" w:default="1" w:styleId="TableNormal">
@@ -26984,21 +26993,6 @@
 </file>
 
 <file path=customXml/item2.xml><?xml version="1.0" encoding="utf-8"?>
-<?mso-contentType ?>
-<FormTemplates xmlns="http://schemas.microsoft.com/sharepoint/v3/contenttype/forms">
-  <Display>DocumentLibraryForm</Display>
-  <Edit>DocumentLibraryForm</Edit>
-  <New>DocumentLibraryForm</New>
-</FormTemplates>
-</file>
-
-<file path=customXml/item3.xml><?xml version="1.0" encoding="utf-8"?>
-<p:properties xmlns:p="http://schemas.microsoft.com/office/2006/metadata/properties" xmlns:xsi="http://www.w3.org/2001/XMLSchema-instance" xmlns:pc="http://schemas.microsoft.com/office/infopath/2007/PartnerControls">
-  <documentManagement/>
-</p:properties>
-</file>
-
-<file path=customXml/item4.xml><?xml version="1.0" encoding="utf-8"?>
 <ct:contentTypeSchema xmlns:ct="http://schemas.microsoft.com/office/2006/metadata/contentType" xmlns:ma="http://schemas.microsoft.com/office/2006/metadata/properties/metaAttributes" ct:_="" ma:_="" ma:contentTypeName="Document" ma:contentTypeID="0x010100DA1639BB892C6C44AC066A5A307B7B7F" ma:contentTypeVersion="5" ma:contentTypeDescription="Create a new document." ma:contentTypeScope="" ma:versionID="6b0208f42adde46486e22db3614cd53e">
   <xsd:schema xmlns:xsd="http://www.w3.org/2001/XMLSchema" xmlns:xs="http://www.w3.org/2001/XMLSchema" xmlns:p="http://schemas.microsoft.com/office/2006/metadata/properties" xmlns:ns3="ec6f628b-4ca2-46f4-8089-65f3d0936639" targetNamespace="http://schemas.microsoft.com/office/2006/metadata/properties" ma:root="true" ma:fieldsID="696eb96c5e47a0f7bdf5a732765f8a27" ns3:_="">
     <xsd:import namespace="ec6f628b-4ca2-46f4-8089-65f3d0936639"/>
@@ -27148,6 +27142,21 @@
 </ct:contentTypeSchema>
 </file>
 
+<file path=customXml/item3.xml><?xml version="1.0" encoding="utf-8"?>
+<p:properties xmlns:p="http://schemas.microsoft.com/office/2006/metadata/properties" xmlns:xsi="http://www.w3.org/2001/XMLSchema-instance" xmlns:pc="http://schemas.microsoft.com/office/infopath/2007/PartnerControls">
+  <documentManagement/>
+</p:properties>
+</file>
+
+<file path=customXml/item4.xml><?xml version="1.0" encoding="utf-8"?>
+<?mso-contentType ?>
+<FormTemplates xmlns="http://schemas.microsoft.com/sharepoint/v3/contenttype/forms">
+  <Display>DocumentLibraryForm</Display>
+  <Edit>DocumentLibraryForm</Edit>
+  <New>DocumentLibraryForm</New>
+</FormTemplates>
+</file>
+
 <file path=customXml/itemProps1.xml><?xml version="1.0" encoding="utf-8"?>
 <ds:datastoreItem xmlns:ds="http://schemas.openxmlformats.org/officeDocument/2006/customXml" ds:itemID="{073F400F-117B-43F6-9822-9BA1DB06DADF}">
   <ds:schemaRefs>
@@ -27157,23 +27166,6 @@
 </file>
 
 <file path=customXml/itemProps2.xml><?xml version="1.0" encoding="utf-8"?>
-<ds:datastoreItem xmlns:ds="http://schemas.openxmlformats.org/officeDocument/2006/customXml" ds:itemID="{4A1BA183-0BF9-490F-8C37-132AB4C74410}">
-  <ds:schemaRefs>
-    <ds:schemaRef ds:uri="http://schemas.microsoft.com/sharepoint/v3/contenttype/forms"/>
-  </ds:schemaRefs>
-</ds:datastoreItem>
-</file>
-
-<file path=customXml/itemProps3.xml><?xml version="1.0" encoding="utf-8"?>
-<ds:datastoreItem xmlns:ds="http://schemas.openxmlformats.org/officeDocument/2006/customXml" ds:itemID="{E6C21387-43B5-4118-910A-C8A842BD6550}">
-  <ds:schemaRefs>
-    <ds:schemaRef ds:uri="http://schemas.microsoft.com/office/2006/metadata/properties"/>
-    <ds:schemaRef ds:uri="http://schemas.microsoft.com/office/infopath/2007/PartnerControls"/>
-  </ds:schemaRefs>
-</ds:datastoreItem>
-</file>
-
-<file path=customXml/itemProps4.xml><?xml version="1.0" encoding="utf-8"?>
 <ds:datastoreItem xmlns:ds="http://schemas.openxmlformats.org/officeDocument/2006/customXml" ds:itemID="{812784E8-BC43-443B-AE1A-800F0905B0F3}">
   <ds:schemaRefs>
     <ds:schemaRef ds:uri="http://schemas.microsoft.com/office/2006/metadata/contentType"/>
@@ -27191,6 +27183,23 @@
 </ds:datastoreItem>
 </file>
 
+<file path=customXml/itemProps3.xml><?xml version="1.0" encoding="utf-8"?>
+<ds:datastoreItem xmlns:ds="http://schemas.openxmlformats.org/officeDocument/2006/customXml" ds:itemID="{E6C21387-43B5-4118-910A-C8A842BD6550}">
+  <ds:schemaRefs>
+    <ds:schemaRef ds:uri="http://schemas.microsoft.com/office/2006/metadata/properties"/>
+    <ds:schemaRef ds:uri="http://schemas.microsoft.com/office/infopath/2007/PartnerControls"/>
+  </ds:schemaRefs>
+</ds:datastoreItem>
+</file>
+
+<file path=customXml/itemProps4.xml><?xml version="1.0" encoding="utf-8"?>
+<ds:datastoreItem xmlns:ds="http://schemas.openxmlformats.org/officeDocument/2006/customXml" ds:itemID="{4A1BA183-0BF9-490F-8C37-132AB4C74410}">
+  <ds:schemaRefs>
+    <ds:schemaRef ds:uri="http://schemas.microsoft.com/sharepoint/v3/contenttype/forms"/>
+  </ds:schemaRefs>
+</ds:datastoreItem>
+</file>
+
 <file path=docMetadata/LabelInfo.xml><?xml version="1.0" encoding="utf-8"?>
 <clbl:labelList xmlns:clbl="http://schemas.microsoft.com/office/2020/mipLabelMetadata">
   <clbl:label id="{44e3cf94-19c9-4e32-96c3-14f5bf01391a}" enabled="0" method="" siteId="{44e3cf94-19c9-4e32-96c3-14f5bf01391a}" removed="1"/>
